--- a/MP2026-Mizera-Jan-P4B-Ansible.docx
+++ b/MP2026-Mizera-Jan-P4B-Ansible.docx
@@ -469,8 +469,16 @@
                               <w:rPr>
                                 <w:b/>
                               </w:rPr>
-                              <w:t>Milan Keršláger</w:t>
+                              <w:t xml:space="preserve">Milan </w:t>
                             </w:r>
+                            <w:proofErr w:type="spellStart"/>
+                            <w:r>
+                              <w:rPr>
+                                <w:b/>
+                              </w:rPr>
+                              <w:t>Keršláger</w:t>
+                            </w:r>
+                            <w:proofErr w:type="spellEnd"/>
                           </w:p>
                           <w:p>
                             <w:pPr>
@@ -569,7 +577,7 @@
                                 <w:b/>
                                 <w:noProof/>
                               </w:rPr>
-                              <w:t>4</w:t>
+                              <w:t>36</w:t>
                             </w:r>
                             <w:r>
                               <w:rPr>
@@ -628,7 +636,7 @@
                                 <w:b/>
                                 <w:noProof/>
                               </w:rPr>
-                              <w:t>6250</w:t>
+                              <w:t>6742</w:t>
                             </w:r>
                             <w:r>
                               <w:rPr>
@@ -751,8 +759,16 @@
                         <w:rPr>
                           <w:b/>
                         </w:rPr>
-                        <w:t>Milan Keršláger</w:t>
+                        <w:t xml:space="preserve">Milan </w:t>
                       </w:r>
+                      <w:proofErr w:type="spellStart"/>
+                      <w:r>
+                        <w:rPr>
+                          <w:b/>
+                        </w:rPr>
+                        <w:t>Keršláger</w:t>
+                      </w:r>
+                      <w:proofErr w:type="spellEnd"/>
                     </w:p>
                     <w:p>
                       <w:pPr>
@@ -851,7 +867,7 @@
                           <w:b/>
                           <w:noProof/>
                         </w:rPr>
-                        <w:t>4</w:t>
+                        <w:t>36</w:t>
                       </w:r>
                       <w:r>
                         <w:rPr>
@@ -910,7 +926,7 @@
                           <w:b/>
                           <w:noProof/>
                         </w:rPr>
-                        <w:t>6250</w:t>
+                        <w:t>6742</w:t>
                       </w:r>
                       <w:r>
                         <w:rPr>
@@ -1214,7 +1230,7 @@
           <w:rPr>
             <w:noProof/>
           </w:rPr>
-          <w:t>13.02.2026</w:t>
+          <w:t>04.03.2026</w:t>
         </w:r>
       </w:fldSimple>
       <w:r>
@@ -10908,7 +10924,16 @@
         <w:t xml:space="preserve"> </w:t>
       </w:r>
       <w:r>
-        <w:t xml:space="preserve">pro snadné připojení. Jedná se o port 22 pro SSH a o port 80, na kterém běží uživatelské rozhraní </w:t>
+        <w:t xml:space="preserve">pro snadné připojení. Jedná se o port 22 pro </w:t>
+      </w:r>
+      <w:r>
+        <w:rPr>
+          <w:rStyle w:val="TechnickkdChar"/>
+        </w:rPr>
+        <w:t>SSH</w:t>
+      </w:r>
+      <w:r>
+        <w:t xml:space="preserve"> a o port 80, na kterém běží uživatelské rozhraní </w:t>
       </w:r>
       <w:proofErr w:type="spellStart"/>
       <w:r>
@@ -11131,29 +11156,23 @@
           </w:tcPr>
           <w:p>
             <w:pPr>
-              <w:ind w:firstLine="0"/>
-              <w:jc w:val="left"/>
-              <w:rPr>
-                <w:szCs w:val="24"/>
-              </w:rPr>
+              <w:pStyle w:val="Technickkd"/>
             </w:pPr>
             <w:r>
               <w:rPr>
                 <w:rStyle w:val="KdHTML"/>
-                <w:rFonts w:ascii="Arial" w:eastAsiaTheme="majorEastAsia" w:hAnsi="Arial" w:cs="Arial"/>
-                <w:sz w:val="24"/>
-                <w:szCs w:val="24"/>
-                <w:bdr w:val="none" w:sz="0" w:space="0" w:color="auto" w:frame="1"/>
+                <w:rFonts w:eastAsiaTheme="minorHAnsi" w:cstheme="minorBidi"/>
+                <w:sz w:val="22"/>
+                <w:szCs w:val="22"/>
               </w:rPr>
               <w:t>192.168.1.</w:t>
             </w:r>
             <w:r>
               <w:rPr>
                 <w:rStyle w:val="KdHTML"/>
-                <w:rFonts w:ascii="Arial" w:eastAsiaTheme="majorEastAsia" w:hAnsi="Arial" w:cs="Arial"/>
-                <w:sz w:val="24"/>
-                <w:szCs w:val="24"/>
-                <w:bdr w:val="none" w:sz="0" w:space="0" w:color="auto" w:frame="1"/>
+                <w:rFonts w:eastAsiaTheme="minorHAnsi" w:cstheme="minorBidi"/>
+                <w:sz w:val="22"/>
+                <w:szCs w:val="22"/>
               </w:rPr>
               <w:t>5</w:t>
             </w:r>
@@ -11166,18 +11185,9 @@
           </w:tcPr>
           <w:p>
             <w:pPr>
-              <w:ind w:firstLine="0"/>
-              <w:jc w:val="left"/>
-              <w:rPr>
-                <w:szCs w:val="24"/>
-              </w:rPr>
+              <w:pStyle w:val="Technickkd"/>
             </w:pPr>
             <w:r>
-              <w:rPr>
-                <w:rFonts w:ascii="Arial" w:hAnsi="Arial" w:cs="Arial"/>
-                <w:szCs w:val="24"/>
-                <w:bdr w:val="none" w:sz="0" w:space="0" w:color="auto" w:frame="1"/>
-              </w:rPr>
               <w:t>—</w:t>
             </w:r>
           </w:p>
@@ -11272,19 +11282,14 @@
           </w:tcPr>
           <w:p>
             <w:pPr>
-              <w:ind w:firstLine="0"/>
-              <w:jc w:val="left"/>
-              <w:rPr>
-                <w:szCs w:val="24"/>
-              </w:rPr>
+              <w:pStyle w:val="Technickkd"/>
             </w:pPr>
             <w:r>
               <w:rPr>
                 <w:rStyle w:val="KdHTML"/>
-                <w:rFonts w:ascii="Arial" w:eastAsiaTheme="majorEastAsia" w:hAnsi="Arial" w:cs="Arial"/>
-                <w:sz w:val="24"/>
-                <w:szCs w:val="24"/>
-                <w:bdr w:val="none" w:sz="0" w:space="0" w:color="auto" w:frame="1"/>
+                <w:rFonts w:eastAsiaTheme="minorHAnsi" w:cstheme="minorBidi"/>
+                <w:sz w:val="22"/>
+                <w:szCs w:val="22"/>
               </w:rPr>
               <w:t>192.168.1.2</w:t>
             </w:r>
@@ -11297,19 +11302,14 @@
           </w:tcPr>
           <w:p>
             <w:pPr>
-              <w:ind w:firstLine="0"/>
-              <w:jc w:val="left"/>
-              <w:rPr>
-                <w:szCs w:val="24"/>
-              </w:rPr>
+              <w:pStyle w:val="Technickkd"/>
             </w:pPr>
             <w:r>
               <w:rPr>
                 <w:rStyle w:val="KdHTML"/>
-                <w:rFonts w:ascii="Arial" w:eastAsiaTheme="majorEastAsia" w:hAnsi="Arial" w:cs="Arial"/>
-                <w:sz w:val="24"/>
-                <w:szCs w:val="24"/>
-                <w:bdr w:val="none" w:sz="0" w:space="0" w:color="auto" w:frame="1"/>
+                <w:rFonts w:eastAsiaTheme="minorHAnsi" w:cstheme="minorBidi"/>
+                <w:sz w:val="22"/>
+                <w:szCs w:val="22"/>
               </w:rPr>
               <w:t>8002</w:t>
             </w:r>
@@ -11405,19 +11405,14 @@
           </w:tcPr>
           <w:p>
             <w:pPr>
-              <w:ind w:firstLine="0"/>
-              <w:jc w:val="left"/>
-              <w:rPr>
-                <w:szCs w:val="24"/>
-              </w:rPr>
+              <w:pStyle w:val="Technickkd"/>
             </w:pPr>
             <w:r>
               <w:rPr>
                 <w:rStyle w:val="KdHTML"/>
-                <w:rFonts w:ascii="Arial" w:eastAsiaTheme="majorEastAsia" w:hAnsi="Arial" w:cs="Arial"/>
-                <w:sz w:val="24"/>
-                <w:szCs w:val="24"/>
-                <w:bdr w:val="none" w:sz="0" w:space="0" w:color="auto" w:frame="1"/>
+                <w:rFonts w:eastAsiaTheme="minorHAnsi" w:cstheme="minorBidi"/>
+                <w:sz w:val="22"/>
+                <w:szCs w:val="22"/>
               </w:rPr>
               <w:t>192.168.1.3</w:t>
             </w:r>
@@ -11430,19 +11425,14 @@
           </w:tcPr>
           <w:p>
             <w:pPr>
-              <w:ind w:firstLine="0"/>
-              <w:jc w:val="left"/>
-              <w:rPr>
-                <w:szCs w:val="24"/>
-              </w:rPr>
+              <w:pStyle w:val="Technickkd"/>
             </w:pPr>
             <w:r>
               <w:rPr>
                 <w:rStyle w:val="KdHTML"/>
-                <w:rFonts w:ascii="Arial" w:eastAsiaTheme="majorEastAsia" w:hAnsi="Arial" w:cs="Arial"/>
-                <w:sz w:val="24"/>
-                <w:szCs w:val="24"/>
-                <w:bdr w:val="none" w:sz="0" w:space="0" w:color="auto" w:frame="1"/>
+                <w:rFonts w:eastAsiaTheme="minorHAnsi" w:cstheme="minorBidi"/>
+                <w:sz w:val="22"/>
+                <w:szCs w:val="22"/>
               </w:rPr>
               <w:t>3000</w:t>
             </w:r>
@@ -12310,6 +12300,22 @@
       </w:r>
     </w:p>
     <w:p>
+      <w:r>
+        <w:t xml:space="preserve">Následně pomocí modulu </w:t>
+      </w:r>
+      <w:proofErr w:type="spellStart"/>
+      <w:r>
+        <w:rPr>
+          <w:rStyle w:val="TechnickkdChar"/>
+        </w:rPr>
+        <w:t>ansible.builtin.git</w:t>
+      </w:r>
+      <w:proofErr w:type="spellEnd"/>
+      <w:r>
+        <w:t xml:space="preserve"> dojde k naklonování repositáře, který obsahuje všechny soubory této práce.</w:t>
+      </w:r>
+    </w:p>
+    <w:p>
       <w:pPr>
         <w:pStyle w:val="Zdrojovkd"/>
       </w:pPr>
@@ -12749,8 +12755,13 @@
       </w:r>
       <w:proofErr w:type="spellEnd"/>
       <w:r>
-        <w:t>: true</w:t>
-      </w:r>
+        <w:t xml:space="preserve">: </w:t>
+      </w:r>
+      <w:proofErr w:type="spellStart"/>
+      <w:r>
+        <w:t>true</w:t>
+      </w:r>
+      <w:proofErr w:type="spellEnd"/>
     </w:p>
     <w:p>
       <w:pPr>
@@ -12821,8 +12832,13 @@
       </w:r>
       <w:proofErr w:type="spellEnd"/>
       <w:r>
-        <w:t>: true</w:t>
-      </w:r>
+        <w:t xml:space="preserve">: </w:t>
+      </w:r>
+      <w:proofErr w:type="spellStart"/>
+      <w:r>
+        <w:t>true</w:t>
+      </w:r>
+      <w:proofErr w:type="spellEnd"/>
     </w:p>
     <w:p>
       <w:pPr>
@@ -13161,7 +13177,787 @@
       </w:r>
       <w:bookmarkEnd w:id="39"/>
     </w:p>
-    <w:p/>
+    <w:p>
+      <w:r>
+        <w:t xml:space="preserve">Po dokončení základní přípravy uzlů jsou potřeba nainstalovat další služby. Tou hlavní z nich je </w:t>
+      </w:r>
+      <w:proofErr w:type="spellStart"/>
+      <w:r>
+        <w:t>Zabbix</w:t>
+      </w:r>
+      <w:proofErr w:type="spellEnd"/>
+      <w:r>
+        <w:t xml:space="preserve"> Agent 2, který bude </w:t>
+      </w:r>
+      <w:r>
+        <w:t>nainstalován</w:t>
+      </w:r>
+      <w:r>
+        <w:t xml:space="preserve"> na každý uzel a bude sbírat data o stavu uzlů a následně je přeposílat na server. </w:t>
+      </w:r>
+      <w:proofErr w:type="spellStart"/>
+      <w:r>
+        <w:t>Ansible</w:t>
+      </w:r>
+      <w:proofErr w:type="spellEnd"/>
+      <w:r>
+        <w:t xml:space="preserve"> v této fázi do právě běžícího </w:t>
+      </w:r>
+      <w:proofErr w:type="spellStart"/>
+      <w:r>
+        <w:t>playbooku</w:t>
+      </w:r>
+      <w:proofErr w:type="spellEnd"/>
+      <w:r>
+        <w:t xml:space="preserve"> </w:t>
+      </w:r>
+      <w:proofErr w:type="spellStart"/>
+      <w:r>
+        <w:rPr>
+          <w:rStyle w:val="TechnickkdChar"/>
+        </w:rPr>
+        <w:t>configure_servers.yml</w:t>
+      </w:r>
+      <w:proofErr w:type="spellEnd"/>
+      <w:r>
+        <w:t xml:space="preserve"> importuje úlohy ze souboru </w:t>
+      </w:r>
+      <w:r>
+        <w:rPr>
+          <w:rStyle w:val="TechnickkdChar"/>
+        </w:rPr>
+        <w:t>install-zabbix-agent2.yml</w:t>
+      </w:r>
+      <w:r>
+        <w:t>, kter</w:t>
+      </w:r>
+      <w:r>
+        <w:t>ý je částečně převzatý, ale upravený podle potřeby této práce</w:t>
+      </w:r>
+      <w:r>
+        <w:t>. Konkrétně se jedná o tuto úlohu:</w:t>
+      </w:r>
+    </w:p>
+    <w:p>
+      <w:pPr>
+        <w:pStyle w:val="Zdrojovkd"/>
+      </w:pPr>
+      <w:r>
+        <w:lastRenderedPageBreak/>
+        <w:t xml:space="preserve">- </w:t>
+      </w:r>
+      <w:proofErr w:type="spellStart"/>
+      <w:r>
+        <w:t>name</w:t>
+      </w:r>
+      <w:proofErr w:type="spellEnd"/>
+      <w:r>
+        <w:t xml:space="preserve">: </w:t>
+      </w:r>
+      <w:proofErr w:type="spellStart"/>
+      <w:r>
+        <w:t>Install</w:t>
+      </w:r>
+      <w:proofErr w:type="spellEnd"/>
+      <w:r>
+        <w:t xml:space="preserve"> </w:t>
+      </w:r>
+      <w:proofErr w:type="spellStart"/>
+      <w:r>
+        <w:t>Zabbix</w:t>
+      </w:r>
+      <w:proofErr w:type="spellEnd"/>
+      <w:r>
+        <w:t xml:space="preserve"> Agent via Role</w:t>
+      </w:r>
+    </w:p>
+    <w:p>
+      <w:pPr>
+        <w:pStyle w:val="Zdrojovkd"/>
+      </w:pPr>
+      <w:r>
+        <w:t xml:space="preserve">  </w:t>
+      </w:r>
+      <w:proofErr w:type="spellStart"/>
+      <w:proofErr w:type="gramStart"/>
+      <w:r>
+        <w:t>ansible.builtin</w:t>
+      </w:r>
+      <w:proofErr w:type="gramEnd"/>
+      <w:r>
+        <w:t>.include_role</w:t>
+      </w:r>
+      <w:proofErr w:type="spellEnd"/>
+      <w:r>
+        <w:t>:</w:t>
+      </w:r>
+    </w:p>
+    <w:p>
+      <w:pPr>
+        <w:pStyle w:val="Zdrojovkd"/>
+      </w:pPr>
+      <w:r>
+        <w:t xml:space="preserve">    </w:t>
+      </w:r>
+      <w:proofErr w:type="spellStart"/>
+      <w:r>
+        <w:t>name</w:t>
+      </w:r>
+      <w:proofErr w:type="spellEnd"/>
+      <w:r>
+        <w:t xml:space="preserve">: </w:t>
+      </w:r>
+      <w:proofErr w:type="spellStart"/>
+      <w:proofErr w:type="gramStart"/>
+      <w:r>
+        <w:t>community.zabbix</w:t>
+      </w:r>
+      <w:proofErr w:type="gramEnd"/>
+      <w:r>
+        <w:t>.zabbix_agent</w:t>
+      </w:r>
+      <w:proofErr w:type="spellEnd"/>
+    </w:p>
+    <w:p>
+      <w:pPr>
+        <w:pStyle w:val="Zdrojovkd"/>
+      </w:pPr>
+      <w:r>
+        <w:t xml:space="preserve">  </w:t>
+      </w:r>
+      <w:proofErr w:type="spellStart"/>
+      <w:r>
+        <w:t>vars</w:t>
+      </w:r>
+      <w:proofErr w:type="spellEnd"/>
+      <w:r>
+        <w:t>:</w:t>
+      </w:r>
+    </w:p>
+    <w:p>
+      <w:pPr>
+        <w:pStyle w:val="Zdrojovkd"/>
+      </w:pPr>
+      <w:r>
+        <w:t xml:space="preserve">    </w:t>
+      </w:r>
+      <w:proofErr w:type="spellStart"/>
+      <w:r>
+        <w:t>zabbix_agent_version</w:t>
+      </w:r>
+      <w:proofErr w:type="spellEnd"/>
+      <w:r>
+        <w:t>: 7.4</w:t>
+      </w:r>
+    </w:p>
+    <w:p>
+      <w:pPr>
+        <w:pStyle w:val="Zdrojovkd"/>
+      </w:pPr>
+      <w:r>
+        <w:t xml:space="preserve">    zabbix_agent2: </w:t>
+      </w:r>
+      <w:proofErr w:type="spellStart"/>
+      <w:r>
+        <w:t>true</w:t>
+      </w:r>
+      <w:proofErr w:type="spellEnd"/>
+    </w:p>
+    <w:p>
+      <w:pPr>
+        <w:pStyle w:val="Zdrojovkd"/>
+      </w:pPr>
+      <w:r>
+        <w:t xml:space="preserve">    </w:t>
+      </w:r>
+      <w:proofErr w:type="spellStart"/>
+      <w:r>
+        <w:t>zabbix_agent_hostname</w:t>
+      </w:r>
+      <w:proofErr w:type="spellEnd"/>
+      <w:r>
+        <w:t>: "</w:t>
+      </w:r>
+      <w:proofErr w:type="gramStart"/>
+      <w:r>
+        <w:t xml:space="preserve">{{ </w:t>
+      </w:r>
+      <w:proofErr w:type="spellStart"/>
+      <w:r>
+        <w:t>inventory</w:t>
+      </w:r>
+      <w:proofErr w:type="gramEnd"/>
+      <w:r>
+        <w:t>_</w:t>
+      </w:r>
+      <w:proofErr w:type="gramStart"/>
+      <w:r>
+        <w:t>hostname</w:t>
+      </w:r>
+      <w:proofErr w:type="spellEnd"/>
+      <w:r>
+        <w:t xml:space="preserve"> }}"</w:t>
+      </w:r>
+      <w:proofErr w:type="gramEnd"/>
+    </w:p>
+    <w:p>
+      <w:pPr>
+        <w:pStyle w:val="Zdrojovkd"/>
+      </w:pPr>
+      <w:r>
+        <w:t xml:space="preserve">    </w:t>
+      </w:r>
+      <w:proofErr w:type="spellStart"/>
+      <w:r>
+        <w:t>zabbix_agent_listenip</w:t>
+      </w:r>
+      <w:proofErr w:type="spellEnd"/>
+      <w:r>
+        <w:t>: "</w:t>
+      </w:r>
+      <w:proofErr w:type="gramStart"/>
+      <w:r>
+        <w:t xml:space="preserve">{{ </w:t>
+      </w:r>
+      <w:proofErr w:type="spellStart"/>
+      <w:r>
+        <w:t>ansible</w:t>
+      </w:r>
+      <w:proofErr w:type="gramEnd"/>
+      <w:r>
+        <w:t>_</w:t>
+      </w:r>
+      <w:proofErr w:type="gramStart"/>
+      <w:r>
+        <w:t>host</w:t>
+      </w:r>
+      <w:proofErr w:type="spellEnd"/>
+      <w:r>
+        <w:t xml:space="preserve"> }}"</w:t>
+      </w:r>
+      <w:proofErr w:type="gramEnd"/>
+    </w:p>
+    <w:p>
+      <w:pPr>
+        <w:pStyle w:val="Zdrojovkd"/>
+      </w:pPr>
+      <w:r>
+        <w:t xml:space="preserve">    </w:t>
+      </w:r>
+      <w:proofErr w:type="spellStart"/>
+      <w:r>
+        <w:t>zabbix_agent_server</w:t>
+      </w:r>
+      <w:proofErr w:type="spellEnd"/>
+      <w:r>
+        <w:t>: "192.168.1.2,172.16.0.0/12"</w:t>
+      </w:r>
+    </w:p>
+    <w:p>
+      <w:pPr>
+        <w:pStyle w:val="Zdrojovkd"/>
+      </w:pPr>
+      <w:r>
+        <w:t xml:space="preserve">    </w:t>
+      </w:r>
+      <w:proofErr w:type="spellStart"/>
+      <w:r>
+        <w:t>zabbix_agent_serveractive</w:t>
+      </w:r>
+      <w:proofErr w:type="spellEnd"/>
+      <w:r>
+        <w:t>: 192.168.1.2</w:t>
+      </w:r>
+    </w:p>
+    <w:p>
+      <w:pPr>
+        <w:pStyle w:val="Zdrojovkd"/>
+      </w:pPr>
+      <w:r>
+        <w:t xml:space="preserve">    </w:t>
+      </w:r>
+      <w:proofErr w:type="spellStart"/>
+      <w:r>
+        <w:t>zabbix_agent_host_state</w:t>
+      </w:r>
+      <w:proofErr w:type="spellEnd"/>
+      <w:r>
+        <w:t xml:space="preserve">: </w:t>
+      </w:r>
+      <w:proofErr w:type="spellStart"/>
+      <w:r>
+        <w:t>present</w:t>
+      </w:r>
+      <w:proofErr w:type="spellEnd"/>
+    </w:p>
+    <w:p>
+      <w:r>
+        <w:t xml:space="preserve">Tato úloha zajišťuje instalaci a </w:t>
+      </w:r>
+      <w:proofErr w:type="spellStart"/>
+      <w:r>
+        <w:t>Zabbix</w:t>
+      </w:r>
+      <w:proofErr w:type="spellEnd"/>
+      <w:r>
+        <w:t xml:space="preserve"> Agenta 2. Využívá k tomu komunitní kolekci</w:t>
+      </w:r>
+      <w:r>
+        <w:t xml:space="preserve"> </w:t>
+      </w:r>
+      <w:proofErr w:type="spellStart"/>
+      <w:proofErr w:type="gramStart"/>
+      <w:r>
+        <w:rPr>
+          <w:rStyle w:val="TechnickkdChar"/>
+        </w:rPr>
+        <w:t>community.zabbix</w:t>
+      </w:r>
+      <w:proofErr w:type="spellEnd"/>
+      <w:proofErr w:type="gramEnd"/>
+      <w:r>
+        <w:t xml:space="preserve">, která má přímo </w:t>
+      </w:r>
+      <w:r>
+        <w:t>roli</w:t>
+      </w:r>
+      <w:r>
+        <w:t xml:space="preserve"> </w:t>
+      </w:r>
+      <w:proofErr w:type="spellStart"/>
+      <w:proofErr w:type="gramStart"/>
+      <w:r>
+        <w:rPr>
+          <w:rStyle w:val="TechnickkdChar"/>
+        </w:rPr>
+        <w:t>community.zabbix</w:t>
+      </w:r>
+      <w:proofErr w:type="gramEnd"/>
+      <w:r>
+        <w:rPr>
+          <w:rStyle w:val="TechnickkdChar"/>
+        </w:rPr>
+        <w:t>.zabbix_agent</w:t>
+      </w:r>
+      <w:proofErr w:type="spellEnd"/>
+      <w:r>
+        <w:t xml:space="preserve"> pro instalaci agenta. Této </w:t>
+      </w:r>
+      <w:r>
+        <w:t>roli</w:t>
+      </w:r>
+      <w:r>
+        <w:t xml:space="preserve"> stačí dodat proměnné a ona zajistí samotný proces instalace.</w:t>
+      </w:r>
+    </w:p>
+    <w:p>
+      <w:r>
+        <w:t>Mezi ty nejdůležitější proměnné patří:</w:t>
+      </w:r>
+    </w:p>
+    <w:p>
+      <w:pPr>
+        <w:pStyle w:val="Odstavecseseznamem"/>
+        <w:numPr>
+          <w:ilvl w:val="0"/>
+          <w:numId w:val="27"/>
+        </w:numPr>
+      </w:pPr>
+      <w:r>
+        <w:rPr>
+          <w:rStyle w:val="TechnickkdChar"/>
+        </w:rPr>
+        <w:t>zabbix_agent2</w:t>
+      </w:r>
+      <w:r>
+        <w:t xml:space="preserve">: </w:t>
+      </w:r>
+      <w:r>
+        <w:t xml:space="preserve">Určuje, zda role bude instalovat nového </w:t>
+      </w:r>
+      <w:proofErr w:type="spellStart"/>
+      <w:r>
+        <w:t>Zabbix</w:t>
+      </w:r>
+      <w:proofErr w:type="spellEnd"/>
+      <w:r>
+        <w:t xml:space="preserve"> Agenta 2, který umožňuje modernější práci s kontejnery</w:t>
+      </w:r>
+    </w:p>
+    <w:p>
+      <w:pPr>
+        <w:pStyle w:val="Odstavecseseznamem"/>
+        <w:numPr>
+          <w:ilvl w:val="0"/>
+          <w:numId w:val="27"/>
+        </w:numPr>
+      </w:pPr>
+      <w:proofErr w:type="spellStart"/>
+      <w:r>
+        <w:rPr>
+          <w:rStyle w:val="TechnickkdChar"/>
+        </w:rPr>
+        <w:t>zabbix_agent_hostname</w:t>
+      </w:r>
+      <w:proofErr w:type="spellEnd"/>
+      <w:r>
+        <w:t>:</w:t>
+      </w:r>
+      <w:r>
+        <w:t xml:space="preserve"> </w:t>
+      </w:r>
+      <w:r>
+        <w:t xml:space="preserve">Dává identifikátor hostitele </w:t>
+      </w:r>
+      <w:r>
+        <w:t xml:space="preserve">danému agentovi. Díky použití proměnné </w:t>
+      </w:r>
+      <w:r>
+        <w:rPr>
+          <w:rStyle w:val="TechnickkdChar"/>
+        </w:rPr>
+        <w:t>"</w:t>
+      </w:r>
+      <w:proofErr w:type="gramStart"/>
+      <w:r>
+        <w:rPr>
+          <w:rStyle w:val="TechnickkdChar"/>
+        </w:rPr>
+        <w:t>{{</w:t>
+      </w:r>
+      <w:r>
+        <w:rPr>
+          <w:rStyle w:val="TechnickkdChar"/>
+        </w:rPr>
+        <w:t>  </w:t>
+      </w:r>
+      <w:proofErr w:type="spellStart"/>
+      <w:proofErr w:type="gramEnd"/>
+      <w:r>
+        <w:rPr>
+          <w:rStyle w:val="TechnickkdChar"/>
+        </w:rPr>
+        <w:t>inventory_</w:t>
+      </w:r>
+      <w:proofErr w:type="gramStart"/>
+      <w:r>
+        <w:rPr>
+          <w:rStyle w:val="TechnickkdChar"/>
+        </w:rPr>
+        <w:t>hostname</w:t>
+      </w:r>
+      <w:proofErr w:type="spellEnd"/>
+      <w:r>
+        <w:rPr>
+          <w:rStyle w:val="TechnickkdChar"/>
+        </w:rPr>
+        <w:t>  </w:t>
+      </w:r>
+      <w:r>
+        <w:rPr>
+          <w:rStyle w:val="TechnickkdChar"/>
+        </w:rPr>
+        <w:t>}</w:t>
+      </w:r>
+      <w:proofErr w:type="gramEnd"/>
+      <w:r>
+        <w:rPr>
+          <w:rStyle w:val="TechnickkdChar"/>
+        </w:rPr>
+        <w:t>}"</w:t>
+      </w:r>
+      <w:r>
+        <w:t xml:space="preserve"> </w:t>
+      </w:r>
+      <w:proofErr w:type="spellStart"/>
+      <w:r>
+        <w:t>Ansible</w:t>
+      </w:r>
+      <w:proofErr w:type="spellEnd"/>
+      <w:r>
+        <w:t xml:space="preserve"> automaticky doplní </w:t>
+      </w:r>
+      <w:r>
+        <w:t xml:space="preserve">identifikátor hostitele ze svého inventáře </w:t>
+      </w:r>
+      <w:r>
+        <w:rPr>
+          <w:rStyle w:val="TechnickkdChar"/>
+        </w:rPr>
+        <w:t>inventory.ini</w:t>
+      </w:r>
+      <w:r>
+        <w:t xml:space="preserve">. Díky tomu je možné spustit tuto roli na všech uzlech, protože pro každý uzel </w:t>
+      </w:r>
+      <w:proofErr w:type="spellStart"/>
+      <w:r>
+        <w:t>Ansible</w:t>
+      </w:r>
+      <w:proofErr w:type="spellEnd"/>
+      <w:r>
+        <w:t xml:space="preserve"> přiřadí jeho odpovídající hodnotu.</w:t>
+      </w:r>
+    </w:p>
+    <w:p>
+      <w:pPr>
+        <w:pStyle w:val="Odstavecseseznamem"/>
+        <w:numPr>
+          <w:ilvl w:val="0"/>
+          <w:numId w:val="27"/>
+        </w:numPr>
+      </w:pPr>
+      <w:proofErr w:type="spellStart"/>
+      <w:r>
+        <w:rPr>
+          <w:rStyle w:val="TechnickkdChar"/>
+        </w:rPr>
+        <w:t>zabbix_agent_listenip</w:t>
+      </w:r>
+      <w:proofErr w:type="spellEnd"/>
+      <w:r>
+        <w:t>:</w:t>
+      </w:r>
+      <w:r>
+        <w:t xml:space="preserve"> Určuje </w:t>
+      </w:r>
+      <w:r>
+        <w:t xml:space="preserve">IP adresu </w:t>
+      </w:r>
+      <w:r>
+        <w:t>síťové</w:t>
+      </w:r>
+      <w:r>
+        <w:t>ho</w:t>
+      </w:r>
+      <w:r>
+        <w:t xml:space="preserve"> rozhraní, na kterém by měl agent poslouchat a na kterou budou přicházet požadavky ze </w:t>
+      </w:r>
+      <w:proofErr w:type="spellStart"/>
+      <w:r>
+        <w:t>Zabbix</w:t>
+      </w:r>
+      <w:proofErr w:type="spellEnd"/>
+      <w:r>
+        <w:t xml:space="preserve"> serveru. </w:t>
+      </w:r>
+      <w:r>
+        <w:t xml:space="preserve">Zajišťuje </w:t>
+      </w:r>
+      <w:proofErr w:type="gramStart"/>
+      <w:r>
+        <w:t>to</w:t>
+      </w:r>
+      <w:proofErr w:type="gramEnd"/>
+      <w:r>
+        <w:t xml:space="preserve"> že agent poslouchá pouze na jednom rozhraní, což zvyšuje bezpečnost</w:t>
+      </w:r>
+      <w:r>
+        <w:t xml:space="preserve">. Je opět určeno pomocí proměnné, tentokrát se jedná o </w:t>
+      </w:r>
+      <w:r>
+        <w:rPr>
+          <w:rStyle w:val="TechnickkdChar"/>
+        </w:rPr>
+        <w:t>"</w:t>
+      </w:r>
+      <w:proofErr w:type="gramStart"/>
+      <w:r>
+        <w:rPr>
+          <w:rStyle w:val="TechnickkdChar"/>
+        </w:rPr>
+        <w:t>{</w:t>
+      </w:r>
+      <w:r>
+        <w:rPr>
+          <w:rStyle w:val="TechnickkdChar"/>
+        </w:rPr>
+        <w:t>{</w:t>
+      </w:r>
+      <w:r>
+        <w:rPr>
+          <w:rStyle w:val="TechnickkdChar"/>
+        </w:rPr>
+        <w:t>  </w:t>
+      </w:r>
+      <w:proofErr w:type="spellStart"/>
+      <w:proofErr w:type="gramEnd"/>
+      <w:r>
+        <w:rPr>
+          <w:rStyle w:val="TechnickkdChar"/>
+        </w:rPr>
+        <w:t>ansible_</w:t>
+      </w:r>
+      <w:proofErr w:type="gramStart"/>
+      <w:r>
+        <w:rPr>
+          <w:rStyle w:val="TechnickkdChar"/>
+        </w:rPr>
+        <w:t>host</w:t>
+      </w:r>
+      <w:proofErr w:type="spellEnd"/>
+      <w:r>
+        <w:rPr>
+          <w:rStyle w:val="TechnickkdChar"/>
+        </w:rPr>
+        <w:t>  </w:t>
+      </w:r>
+      <w:r>
+        <w:rPr>
+          <w:rStyle w:val="TechnickkdChar"/>
+        </w:rPr>
+        <w:t>}</w:t>
+      </w:r>
+      <w:proofErr w:type="gramEnd"/>
+      <w:r>
+        <w:rPr>
+          <w:rStyle w:val="TechnickkdChar"/>
+        </w:rPr>
+        <w:t>}".</w:t>
+      </w:r>
+    </w:p>
+    <w:p>
+      <w:pPr>
+        <w:pStyle w:val="Odstavecseseznamem"/>
+        <w:numPr>
+          <w:ilvl w:val="0"/>
+          <w:numId w:val="27"/>
+        </w:numPr>
+      </w:pPr>
+      <w:proofErr w:type="spellStart"/>
+      <w:r>
+        <w:rPr>
+          <w:rStyle w:val="TechnickkdChar"/>
+        </w:rPr>
+        <w:t>zabbix_agent_server</w:t>
+      </w:r>
+      <w:proofErr w:type="spellEnd"/>
+      <w:r>
+        <w:t>:</w:t>
+      </w:r>
+      <w:r>
+        <w:t xml:space="preserve"> Definuje IP adresu nebo jejich rozsah. Agent následně bude odpovídat na požadavky ze serveru pouze těchto adres.</w:t>
+      </w:r>
+    </w:p>
+    <w:p>
+      <w:pPr>
+        <w:pStyle w:val="Odstavecseseznamem"/>
+        <w:numPr>
+          <w:ilvl w:val="0"/>
+          <w:numId w:val="27"/>
+        </w:numPr>
+      </w:pPr>
+      <w:proofErr w:type="spellStart"/>
+      <w:r>
+        <w:rPr>
+          <w:rStyle w:val="TechnickkdChar"/>
+        </w:rPr>
+        <w:t>zabbix_agent_serveractive</w:t>
+      </w:r>
+      <w:proofErr w:type="spellEnd"/>
+      <w:r>
+        <w:t>:</w:t>
+      </w:r>
+      <w:r>
+        <w:t xml:space="preserve"> Definuje IP adresu </w:t>
+      </w:r>
+      <w:proofErr w:type="spellStart"/>
+      <w:r>
+        <w:t>Zabbix</w:t>
+      </w:r>
+      <w:proofErr w:type="spellEnd"/>
+      <w:r>
+        <w:t xml:space="preserve"> serveru, na kterou agent zahajuje komunikaci a posílá </w:t>
+      </w:r>
+      <w:r>
+        <w:t>naměřená data</w:t>
+      </w:r>
+      <w:r>
+        <w:t>.</w:t>
+      </w:r>
+    </w:p>
+    <w:p>
+      <w:r>
+        <w:t xml:space="preserve">Původně byla pro proměnnou </w:t>
+      </w:r>
+      <w:proofErr w:type="spellStart"/>
+      <w:r>
+        <w:rPr>
+          <w:rStyle w:val="TechnickkdChar"/>
+        </w:rPr>
+        <w:t>zabbix_agent_server</w:t>
+      </w:r>
+      <w:proofErr w:type="spellEnd"/>
+      <w:r>
+        <w:t xml:space="preserve"> použita pouze adresa </w:t>
+      </w:r>
+      <w:r>
+        <w:rPr>
+          <w:rStyle w:val="TechnickkdChar"/>
+        </w:rPr>
+        <w:t>192.168.1.2</w:t>
+      </w:r>
+      <w:r>
+        <w:t xml:space="preserve"> jakožto adresa </w:t>
+      </w:r>
+      <w:proofErr w:type="spellStart"/>
+      <w:r>
+        <w:t>Zabbix</w:t>
+      </w:r>
+      <w:proofErr w:type="spellEnd"/>
+      <w:r>
+        <w:t xml:space="preserve"> serveru. Při následném pokračování práce nastal problém, kdy agent na uzlu </w:t>
+      </w:r>
+      <w:r>
+        <w:rPr>
+          <w:rStyle w:val="TechnickkdChar"/>
+        </w:rPr>
+        <w:t>Zabbix-srv01</w:t>
+      </w:r>
+      <w:r>
+        <w:t xml:space="preserve"> (tedy na stejném uzlu, na kterém běží i server) nedokázal se serverem běžícím uvnitř kontejneru </w:t>
+      </w:r>
+      <w:proofErr w:type="spellStart"/>
+      <w:r>
+        <w:t>Dockeru</w:t>
+      </w:r>
+      <w:proofErr w:type="spellEnd"/>
+      <w:r>
+        <w:t xml:space="preserve"> spojit, a kvůli tomu byl zobrazen jako nedostupný. Když totiž </w:t>
+      </w:r>
+      <w:proofErr w:type="spellStart"/>
+      <w:r>
+        <w:t>Zabbix</w:t>
+      </w:r>
+      <w:proofErr w:type="spellEnd"/>
+      <w:r>
+        <w:t xml:space="preserve"> server odeslal požadavek na agenta, tento požadavek přicházel z vnitřní adresy </w:t>
+      </w:r>
+      <w:proofErr w:type="spellStart"/>
+      <w:r>
+        <w:t>Dockeru</w:t>
+      </w:r>
+      <w:proofErr w:type="spellEnd"/>
+      <w:r>
+        <w:t xml:space="preserve">, a proto jej agent odmítl odbavit. Proto nyní proměnná obsahuje i rozsah </w:t>
+      </w:r>
+      <w:r>
+        <w:rPr>
+          <w:rStyle w:val="TechnickkdChar"/>
+        </w:rPr>
+        <w:t>172.16.0.0/12</w:t>
+      </w:r>
+      <w:r>
+        <w:t xml:space="preserve">, což odpovídá vnitřní síti </w:t>
+      </w:r>
+      <w:proofErr w:type="spellStart"/>
+      <w:r>
+        <w:t>Dockeru</w:t>
+      </w:r>
+      <w:proofErr w:type="spellEnd"/>
+      <w:r>
+        <w:t>.</w:t>
+      </w:r>
+    </w:p>
     <w:p>
       <w:pPr>
         <w:pStyle w:val="Nadpis3"/>
@@ -13182,6 +13978,47 @@
       <w:bookmarkEnd w:id="40"/>
     </w:p>
     <w:p>
+      <w:r>
+        <w:t xml:space="preserve">Na všech uzlech je tedy nainstalovaný </w:t>
+      </w:r>
+      <w:proofErr w:type="spellStart"/>
+      <w:r>
+        <w:t>Zabbix</w:t>
+      </w:r>
+      <w:proofErr w:type="spellEnd"/>
+      <w:r>
+        <w:t xml:space="preserve"> Agent 2. </w:t>
+      </w:r>
+      <w:r>
+        <w:t xml:space="preserve">Další část </w:t>
+      </w:r>
+      <w:proofErr w:type="spellStart"/>
+      <w:r>
+        <w:t>playbooku</w:t>
+      </w:r>
+      <w:proofErr w:type="spellEnd"/>
+      <w:r>
+        <w:t xml:space="preserve"> nasadí na uzel </w:t>
+      </w:r>
+      <w:r>
+        <w:rPr>
+          <w:rStyle w:val="TechnickkdChar"/>
+        </w:rPr>
+        <w:t>Zabbix-srv01</w:t>
+      </w:r>
+      <w:r>
+        <w:t xml:space="preserve"> kontejner, ve kterém poběží </w:t>
+      </w:r>
+      <w:proofErr w:type="spellStart"/>
+      <w:r>
+        <w:t>Zabbix</w:t>
+      </w:r>
+      <w:proofErr w:type="spellEnd"/>
+      <w:r>
+        <w:t xml:space="preserve"> server. Tento server bude komunikovat s již nainstalovanými agenty.</w:t>
+      </w:r>
+    </w:p>
+    <w:p>
       <w:pPr>
         <w:pStyle w:val="Zdrojovkd"/>
       </w:pPr>
@@ -13252,8 +14089,13 @@
       </w:r>
       <w:proofErr w:type="spellEnd"/>
       <w:r>
-        <w:t>: true</w:t>
-      </w:r>
+        <w:t xml:space="preserve">: </w:t>
+      </w:r>
+      <w:proofErr w:type="spellStart"/>
+      <w:r>
+        <w:t>true</w:t>
+      </w:r>
+      <w:proofErr w:type="spellEnd"/>
     </w:p>
     <w:p>
       <w:pPr>
@@ -13524,11 +14366,131 @@
       </w:r>
     </w:p>
     <w:p>
+      <w:r>
+        <w:t xml:space="preserve">Jako první dojde k naklonování oficiálního Git </w:t>
+      </w:r>
+      <w:proofErr w:type="spellStart"/>
+      <w:r>
+        <w:t>repozitáře</w:t>
+      </w:r>
+      <w:proofErr w:type="spellEnd"/>
+      <w:r>
+        <w:t xml:space="preserve"> </w:t>
+      </w:r>
+      <w:proofErr w:type="spellStart"/>
+      <w:r>
+        <w:rPr>
+          <w:rStyle w:val="TechnickkdChar"/>
+        </w:rPr>
+        <w:t>zabbix-docker</w:t>
+      </w:r>
+      <w:proofErr w:type="spellEnd"/>
+      <w:r>
+        <w:t xml:space="preserve">. Tento </w:t>
+      </w:r>
+      <w:proofErr w:type="spellStart"/>
+      <w:r>
+        <w:t>repozitář</w:t>
+      </w:r>
+      <w:proofErr w:type="spellEnd"/>
+      <w:r>
+        <w:t xml:space="preserve"> obsahuje množství konfiguračních souborů pro </w:t>
+      </w:r>
+      <w:proofErr w:type="spellStart"/>
+      <w:r>
+        <w:t>Docker</w:t>
+      </w:r>
+      <w:proofErr w:type="spellEnd"/>
+      <w:r>
+        <w:t xml:space="preserve"> pro různé Linuxové distribuce a databáze. V této práci je na základě doporučení použit </w:t>
+      </w:r>
+      <w:r>
+        <w:rPr>
+          <w:rStyle w:val="TechnickkdChar"/>
+        </w:rPr>
+        <w:t>docker-compose_v3_ubuntu_pgsql_</w:t>
+      </w:r>
+      <w:proofErr w:type="gramStart"/>
+      <w:r>
+        <w:rPr>
+          <w:rStyle w:val="TechnickkdChar"/>
+        </w:rPr>
+        <w:t>latest.yaml</w:t>
+      </w:r>
+      <w:proofErr w:type="gramEnd"/>
+      <w:r>
+        <w:t xml:space="preserve">, což je soubor pro </w:t>
+      </w:r>
+      <w:proofErr w:type="spellStart"/>
+      <w:r>
+        <w:t>Ubuntu</w:t>
+      </w:r>
+      <w:proofErr w:type="spellEnd"/>
+      <w:r>
+        <w:t xml:space="preserve"> (na kterém běží všechny uzly) a databázi </w:t>
+      </w:r>
+      <w:proofErr w:type="spellStart"/>
+      <w:r>
+        <w:t>PostgreSQL</w:t>
+      </w:r>
+      <w:proofErr w:type="spellEnd"/>
+      <w:r>
+        <w:t xml:space="preserve">. Pomocí modulu </w:t>
+      </w:r>
+      <w:proofErr w:type="gramStart"/>
+      <w:r>
+        <w:rPr>
+          <w:rStyle w:val="TechnickkdChar"/>
+        </w:rPr>
+        <w:t>community.docker</w:t>
+      </w:r>
+      <w:proofErr w:type="gramEnd"/>
+      <w:r>
+        <w:rPr>
+          <w:rStyle w:val="TechnickkdChar"/>
+        </w:rPr>
+        <w:t>.docker_compose_v2</w:t>
+      </w:r>
+      <w:r>
+        <w:t xml:space="preserve"> z </w:t>
+      </w:r>
+      <w:proofErr w:type="spellStart"/>
+      <w:r>
+        <w:t>ansiblové</w:t>
+      </w:r>
+      <w:proofErr w:type="spellEnd"/>
+      <w:r>
+        <w:t xml:space="preserve"> kolekce </w:t>
+      </w:r>
+      <w:proofErr w:type="spellStart"/>
+      <w:proofErr w:type="gramStart"/>
+      <w:r>
+        <w:rPr>
+          <w:rStyle w:val="TechnickkdChar"/>
+        </w:rPr>
+        <w:t>community.docker</w:t>
+      </w:r>
+      <w:proofErr w:type="spellEnd"/>
+      <w:proofErr w:type="gramEnd"/>
+      <w:r>
+        <w:t xml:space="preserve"> dojde k nasazení celého prostředí. Tento modul zajistí konfiguraci kontejnerů, vnitřní sítě </w:t>
+      </w:r>
+      <w:proofErr w:type="spellStart"/>
+      <w:r>
+        <w:t>Dockeru</w:t>
+      </w:r>
+      <w:proofErr w:type="spellEnd"/>
+      <w:r>
+        <w:t xml:space="preserve"> a správné pořadí jejich spuštění, aby vše fungovalo, jak má.</w:t>
+      </w:r>
+    </w:p>
+    <w:p>
       <w:pPr>
         <w:pStyle w:val="Nadpis3"/>
       </w:pPr>
       <w:bookmarkStart w:id="41" w:name="_Toc221544377"/>
       <w:r>
+        <w:lastRenderedPageBreak/>
         <w:t xml:space="preserve">Nasazení vizualizačního nástroje </w:t>
       </w:r>
       <w:proofErr w:type="spellStart"/>
@@ -13609,8 +14571,13 @@
       </w:r>
       <w:proofErr w:type="spellEnd"/>
       <w:r>
-        <w:t>: true</w:t>
-      </w:r>
+        <w:t xml:space="preserve">: </w:t>
+      </w:r>
+      <w:proofErr w:type="spellStart"/>
+      <w:r>
+        <w:t>true</w:t>
+      </w:r>
+      <w:proofErr w:type="spellEnd"/>
     </w:p>
     <w:p>
       <w:pPr>
@@ -13621,6 +14588,43 @@
       </w:r>
       <w:proofErr w:type="spellStart"/>
       <w:r>
+        <w:t>vars_files</w:t>
+      </w:r>
+      <w:proofErr w:type="spellEnd"/>
+      <w:r>
+        <w:t>:</w:t>
+      </w:r>
+    </w:p>
+    <w:p>
+      <w:pPr>
+        <w:pStyle w:val="Zdrojovkd"/>
+      </w:pPr>
+      <w:r>
+        <w:t xml:space="preserve">    - </w:t>
+      </w:r>
+      <w:proofErr w:type="spellStart"/>
+      <w:r>
+        <w:t>vars</w:t>
+      </w:r>
+      <w:proofErr w:type="spellEnd"/>
+      <w:r>
+        <w:t>/</w:t>
+      </w:r>
+      <w:proofErr w:type="spellStart"/>
+      <w:r>
+        <w:t>vault.yml</w:t>
+      </w:r>
+      <w:proofErr w:type="spellEnd"/>
+    </w:p>
+    <w:p>
+      <w:pPr>
+        <w:pStyle w:val="Zdrojovkd"/>
+      </w:pPr>
+      <w:r>
+        <w:t xml:space="preserve">  </w:t>
+      </w:r>
+      <w:proofErr w:type="spellStart"/>
+      <w:r>
         <w:t>tasks</w:t>
       </w:r>
       <w:proofErr w:type="spellEnd"/>
@@ -13665,7 +14669,15 @@
       </w:r>
       <w:proofErr w:type="spellEnd"/>
       <w:r>
-        <w:t xml:space="preserve"> the </w:t>
+        <w:t xml:space="preserve"> </w:t>
+      </w:r>
+      <w:proofErr w:type="spellStart"/>
+      <w:r>
+        <w:t>the</w:t>
+      </w:r>
+      <w:proofErr w:type="spellEnd"/>
+      <w:r>
+        <w:t xml:space="preserve"> </w:t>
       </w:r>
       <w:proofErr w:type="spellStart"/>
       <w:r>
@@ -13754,19 +14766,154 @@
         <w:pStyle w:val="Zdrojovkd"/>
       </w:pPr>
       <w:r>
-        <w:t xml:space="preserve">        mode: '0755'</w:t>
+        <w:t xml:space="preserve">    </w:t>
       </w:r>
     </w:p>
     <w:p>
       <w:pPr>
         <w:pStyle w:val="Zdrojovkd"/>
       </w:pPr>
+      <w:r>
+        <w:t xml:space="preserve">    - </w:t>
+      </w:r>
+      <w:proofErr w:type="spellStart"/>
+      <w:r>
+        <w:t>name</w:t>
+      </w:r>
+      <w:proofErr w:type="spellEnd"/>
+      <w:r>
+        <w:t xml:space="preserve">: Copy </w:t>
+      </w:r>
+      <w:proofErr w:type="spellStart"/>
+      <w:r>
+        <w:t>docker-</w:t>
+      </w:r>
+      <w:proofErr w:type="gramStart"/>
+      <w:r>
+        <w:t>compose.yaml</w:t>
+      </w:r>
+      <w:proofErr w:type="spellEnd"/>
+      <w:proofErr w:type="gramEnd"/>
+      <w:r>
+        <w:t xml:space="preserve"> to </w:t>
+      </w:r>
+      <w:proofErr w:type="spellStart"/>
+      <w:r>
+        <w:t>the</w:t>
+      </w:r>
+      <w:proofErr w:type="spellEnd"/>
+      <w:r>
+        <w:t xml:space="preserve"> server</w:t>
+      </w:r>
     </w:p>
     <w:p>
       <w:pPr>
         <w:pStyle w:val="Zdrojovkd"/>
       </w:pPr>
       <w:r>
+        <w:t xml:space="preserve">      </w:t>
+      </w:r>
+      <w:proofErr w:type="spellStart"/>
+      <w:proofErr w:type="gramStart"/>
+      <w:r>
+        <w:t>ansible.builtin</w:t>
+      </w:r>
+      <w:proofErr w:type="gramEnd"/>
+      <w:r>
+        <w:t>.template</w:t>
+      </w:r>
+      <w:proofErr w:type="spellEnd"/>
+      <w:r>
+        <w:t>:</w:t>
+      </w:r>
+    </w:p>
+    <w:p>
+      <w:pPr>
+        <w:pStyle w:val="Zdrojovkd"/>
+      </w:pPr>
+      <w:r>
+        <w:t xml:space="preserve">        </w:t>
+      </w:r>
+      <w:proofErr w:type="spellStart"/>
+      <w:r>
+        <w:t>src</w:t>
+      </w:r>
+      <w:proofErr w:type="spellEnd"/>
+      <w:r>
+        <w:t xml:space="preserve">: </w:t>
+      </w:r>
+      <w:proofErr w:type="gramStart"/>
+      <w:r>
+        <w:t>/</w:t>
+      </w:r>
+      <w:proofErr w:type="spellStart"/>
+      <w:r>
+        <w:t>opt</w:t>
+      </w:r>
+      <w:proofErr w:type="spellEnd"/>
+      <w:r>
+        <w:t>/</w:t>
+      </w:r>
+      <w:proofErr w:type="spellStart"/>
+      <w:r>
+        <w:t>repo</w:t>
+      </w:r>
+      <w:proofErr w:type="spellEnd"/>
+      <w:r>
+        <w:t>/grafana-compose.yaml.j</w:t>
+      </w:r>
+      <w:proofErr w:type="gramEnd"/>
+      <w:r>
+        <w:t>2</w:t>
+      </w:r>
+    </w:p>
+    <w:p>
+      <w:pPr>
+        <w:pStyle w:val="Zdrojovkd"/>
+      </w:pPr>
+      <w:r>
+        <w:t xml:space="preserve">        </w:t>
+      </w:r>
+      <w:proofErr w:type="spellStart"/>
+      <w:r>
+        <w:t>dest</w:t>
+      </w:r>
+      <w:proofErr w:type="spellEnd"/>
+      <w:r>
+        <w:t>: /</w:t>
+      </w:r>
+      <w:proofErr w:type="spellStart"/>
+      <w:r>
+        <w:t>opt</w:t>
+      </w:r>
+      <w:proofErr w:type="spellEnd"/>
+      <w:r>
+        <w:t>/</w:t>
+      </w:r>
+      <w:proofErr w:type="spellStart"/>
+      <w:r>
+        <w:t>grafana</w:t>
+      </w:r>
+      <w:proofErr w:type="spellEnd"/>
+      <w:r>
+        <w:t>/</w:t>
+      </w:r>
+      <w:proofErr w:type="spellStart"/>
+      <w:r>
+        <w:t>docker-compose.yaml</w:t>
+      </w:r>
+      <w:proofErr w:type="spellEnd"/>
+    </w:p>
+    <w:p>
+      <w:pPr>
+        <w:pStyle w:val="Zdrojovkd"/>
+      </w:pPr>
+    </w:p>
+    <w:p>
+      <w:pPr>
+        <w:pStyle w:val="Zdrojovkd"/>
+      </w:pPr>
+      <w:r>
         <w:t xml:space="preserve">    - </w:t>
       </w:r>
       <w:proofErr w:type="spellStart"/>
@@ -13841,363 +14988,18 @@
         <w:pStyle w:val="Zdrojovkd"/>
       </w:pPr>
       <w:r>
-        <w:t xml:space="preserve">        </w:t>
-      </w:r>
-      <w:proofErr w:type="spellStart"/>
-      <w:r>
-        <w:t>files</w:t>
-      </w:r>
-      <w:proofErr w:type="spellEnd"/>
-      <w:r>
-        <w:t>:</w:t>
-      </w:r>
-    </w:p>
-    <w:p>
-      <w:pPr>
-        <w:pStyle w:val="Zdrojovkd"/>
-      </w:pPr>
-      <w:r>
-        <w:t xml:space="preserve">          - </w:t>
-      </w:r>
-      <w:proofErr w:type="spellStart"/>
-      <w:r>
-        <w:t>docker-</w:t>
-      </w:r>
-      <w:proofErr w:type="gramStart"/>
-      <w:r>
-        <w:t>compose.yaml</w:t>
-      </w:r>
-      <w:proofErr w:type="spellEnd"/>
-      <w:proofErr w:type="gramEnd"/>
-      <w:r>
-        <w:t xml:space="preserve"> - </w:t>
-      </w:r>
-      <w:proofErr w:type="spellStart"/>
-      <w:r>
-        <w:t>name</w:t>
-      </w:r>
-      <w:proofErr w:type="spellEnd"/>
-      <w:r>
-        <w:t xml:space="preserve">: </w:t>
-      </w:r>
-      <w:proofErr w:type="spellStart"/>
-      <w:r>
-        <w:t>Configure</w:t>
-      </w:r>
-      <w:proofErr w:type="spellEnd"/>
-      <w:r>
-        <w:t xml:space="preserve"> and start </w:t>
-      </w:r>
-      <w:proofErr w:type="spellStart"/>
-      <w:r>
-        <w:t>Grafana</w:t>
-      </w:r>
-      <w:proofErr w:type="spellEnd"/>
-      <w:r>
-        <w:t xml:space="preserve"> in </w:t>
-      </w:r>
-      <w:proofErr w:type="spellStart"/>
-      <w:r>
-        <w:t>Docker</w:t>
-      </w:r>
-      <w:proofErr w:type="spellEnd"/>
-    </w:p>
-    <w:p>
-      <w:pPr>
-        <w:pStyle w:val="Zdrojovkd"/>
-      </w:pPr>
-      <w:r>
-        <w:t xml:space="preserve">  </w:t>
-      </w:r>
-      <w:proofErr w:type="spellStart"/>
-      <w:r>
-        <w:t>hosts</w:t>
-      </w:r>
-      <w:proofErr w:type="spellEnd"/>
-      <w:r>
-        <w:t xml:space="preserve">: </w:t>
-      </w:r>
-      <w:proofErr w:type="spellStart"/>
-      <w:r>
-        <w:t>grafana_servers</w:t>
-      </w:r>
-      <w:proofErr w:type="spellEnd"/>
-    </w:p>
-    <w:p>
-      <w:pPr>
-        <w:pStyle w:val="Zdrojovkd"/>
-      </w:pPr>
-      <w:r>
-        <w:t xml:space="preserve">  </w:t>
-      </w:r>
-      <w:proofErr w:type="spellStart"/>
-      <w:r>
-        <w:t>become</w:t>
-      </w:r>
-      <w:proofErr w:type="spellEnd"/>
-      <w:r>
-        <w:t>: true</w:t>
-      </w:r>
-    </w:p>
-    <w:p>
-      <w:pPr>
-        <w:pStyle w:val="Zdrojovkd"/>
-      </w:pPr>
-      <w:r>
-        <w:t xml:space="preserve">  </w:t>
-      </w:r>
-      <w:proofErr w:type="spellStart"/>
-      <w:r>
-        <w:t>tasks</w:t>
-      </w:r>
-      <w:proofErr w:type="spellEnd"/>
-      <w:r>
-        <w:t>:</w:t>
-      </w:r>
-    </w:p>
-    <w:p>
-      <w:pPr>
-        <w:pStyle w:val="Zdrojovkd"/>
-      </w:pPr>
-      <w:r>
-        <w:t xml:space="preserve">    - </w:t>
-      </w:r>
-      <w:proofErr w:type="spellStart"/>
-      <w:r>
-        <w:t>name</w:t>
-      </w:r>
-      <w:proofErr w:type="spellEnd"/>
-      <w:r>
-        <w:t xml:space="preserve">: </w:t>
-      </w:r>
-      <w:proofErr w:type="spellStart"/>
-      <w:r>
-        <w:t>Create</w:t>
-      </w:r>
-      <w:proofErr w:type="spellEnd"/>
-      <w:r>
-        <w:t xml:space="preserve"> a </w:t>
-      </w:r>
-      <w:proofErr w:type="spellStart"/>
-      <w:r>
-        <w:t>directory</w:t>
-      </w:r>
-      <w:proofErr w:type="spellEnd"/>
-      <w:r>
-        <w:t xml:space="preserve"> </w:t>
-      </w:r>
-      <w:proofErr w:type="spellStart"/>
-      <w:r>
-        <w:t>for</w:t>
-      </w:r>
-      <w:proofErr w:type="spellEnd"/>
-      <w:r>
-        <w:t xml:space="preserve"> the </w:t>
-      </w:r>
-      <w:proofErr w:type="spellStart"/>
-      <w:r>
-        <w:t>docker-</w:t>
-      </w:r>
-      <w:proofErr w:type="gramStart"/>
-      <w:r>
-        <w:t>compose.yaml</w:t>
-      </w:r>
-      <w:proofErr w:type="spellEnd"/>
-      <w:proofErr w:type="gramEnd"/>
-    </w:p>
-    <w:p>
-      <w:pPr>
-        <w:pStyle w:val="Zdrojovkd"/>
-      </w:pPr>
-      <w:r>
         <w:t xml:space="preserve">      </w:t>
       </w:r>
       <w:proofErr w:type="spellStart"/>
-      <w:proofErr w:type="gramStart"/>
-      <w:r>
-        <w:t>ansible.builtin</w:t>
-      </w:r>
-      <w:proofErr w:type="gramEnd"/>
-      <w:r>
-        <w:t>.file</w:t>
-      </w:r>
-      <w:proofErr w:type="spellEnd"/>
-      <w:r>
-        <w:t>:</w:t>
-      </w:r>
-    </w:p>
-    <w:p>
-      <w:pPr>
-        <w:pStyle w:val="Zdrojovkd"/>
-      </w:pPr>
-      <w:r>
-        <w:lastRenderedPageBreak/>
-        <w:t xml:space="preserve">        </w:t>
-      </w:r>
-      <w:proofErr w:type="spellStart"/>
-      <w:r>
-        <w:t>path</w:t>
-      </w:r>
-      <w:proofErr w:type="spellEnd"/>
-      <w:r>
-        <w:t>: /</w:t>
-      </w:r>
-      <w:proofErr w:type="spellStart"/>
-      <w:r>
-        <w:t>opt</w:t>
-      </w:r>
-      <w:proofErr w:type="spellEnd"/>
-      <w:r>
-        <w:t>/</w:t>
-      </w:r>
-      <w:proofErr w:type="spellStart"/>
-      <w:r>
-        <w:t>grafana</w:t>
-      </w:r>
-      <w:proofErr w:type="spellEnd"/>
-    </w:p>
-    <w:p>
-      <w:pPr>
-        <w:pStyle w:val="Zdrojovkd"/>
-      </w:pPr>
-      <w:r>
-        <w:t xml:space="preserve">        </w:t>
-      </w:r>
-      <w:proofErr w:type="spellStart"/>
-      <w:r>
-        <w:t>state</w:t>
-      </w:r>
-      <w:proofErr w:type="spellEnd"/>
-      <w:r>
-        <w:t xml:space="preserve">: </w:t>
-      </w:r>
-      <w:proofErr w:type="spellStart"/>
-      <w:r>
-        <w:t>directory</w:t>
-      </w:r>
-      <w:proofErr w:type="spellEnd"/>
-    </w:p>
-    <w:p>
-      <w:pPr>
-        <w:pStyle w:val="Zdrojovkd"/>
-      </w:pPr>
-      <w:r>
-        <w:t xml:space="preserve">        mode: '0755'</w:t>
-      </w:r>
-    </w:p>
-    <w:p>
-      <w:pPr>
-        <w:pStyle w:val="Zdrojovkd"/>
-      </w:pPr>
-    </w:p>
-    <w:p>
-      <w:pPr>
-        <w:pStyle w:val="Zdrojovkd"/>
-      </w:pPr>
-      <w:r>
-        <w:t xml:space="preserve">    - </w:t>
-      </w:r>
-      <w:proofErr w:type="spellStart"/>
-      <w:r>
-        <w:t>name</w:t>
-      </w:r>
-      <w:proofErr w:type="spellEnd"/>
-      <w:r>
-        <w:t xml:space="preserve">: </w:t>
-      </w:r>
-      <w:proofErr w:type="spellStart"/>
-      <w:r>
-        <w:t>Docker</w:t>
-      </w:r>
-      <w:proofErr w:type="spellEnd"/>
-      <w:r>
-        <w:t xml:space="preserve"> </w:t>
-      </w:r>
-      <w:proofErr w:type="spellStart"/>
-      <w:r>
-        <w:t>compose</w:t>
-      </w:r>
-      <w:proofErr w:type="spellEnd"/>
-    </w:p>
-    <w:p>
-      <w:pPr>
-        <w:pStyle w:val="Zdrojovkd"/>
-      </w:pPr>
-      <w:r>
-        <w:t xml:space="preserve">      </w:t>
-      </w:r>
-      <w:proofErr w:type="gramStart"/>
-      <w:r>
-        <w:t>community.docker</w:t>
-      </w:r>
-      <w:proofErr w:type="gramEnd"/>
-      <w:r>
-        <w:t>.docker_compose_v2:</w:t>
-      </w:r>
-    </w:p>
-    <w:p>
-      <w:pPr>
-        <w:pStyle w:val="Zdrojovkd"/>
-      </w:pPr>
-      <w:r>
-        <w:t xml:space="preserve">        </w:t>
-      </w:r>
-      <w:proofErr w:type="spellStart"/>
-      <w:r>
-        <w:t>project_src</w:t>
-      </w:r>
-      <w:proofErr w:type="spellEnd"/>
-      <w:r>
-        <w:t>: /</w:t>
-      </w:r>
-      <w:proofErr w:type="spellStart"/>
-      <w:r>
-        <w:t>opt</w:t>
-      </w:r>
-      <w:proofErr w:type="spellEnd"/>
-      <w:r>
-        <w:t>/</w:t>
-      </w:r>
-      <w:proofErr w:type="spellStart"/>
-      <w:r>
-        <w:t>grafana</w:t>
-      </w:r>
-      <w:proofErr w:type="spellEnd"/>
-    </w:p>
-    <w:p>
-      <w:pPr>
-        <w:pStyle w:val="Zdrojovkd"/>
-      </w:pPr>
-      <w:r>
-        <w:t xml:space="preserve">        </w:t>
-      </w:r>
-      <w:proofErr w:type="spellStart"/>
-      <w:r>
-        <w:t>files</w:t>
-      </w:r>
-      <w:proofErr w:type="spellEnd"/>
-      <w:r>
-        <w:t>:</w:t>
-      </w:r>
-    </w:p>
-    <w:p>
-      <w:pPr>
-        <w:pStyle w:val="Zdrojovkd"/>
-      </w:pPr>
-      <w:r>
-        <w:t xml:space="preserve">          - </w:t>
-      </w:r>
-      <w:proofErr w:type="spellStart"/>
-      <w:r>
-        <w:t>docker-</w:t>
-      </w:r>
-      <w:proofErr w:type="gramStart"/>
-      <w:r>
-        <w:t>compose.yaml</w:t>
-      </w:r>
-      <w:proofErr w:type="spellEnd"/>
-      <w:proofErr w:type="gramEnd"/>
-    </w:p>
+      <w:r>
+        <w:t>register</w:t>
+      </w:r>
+      <w:proofErr w:type="spellEnd"/>
+      <w:r>
+        <w:t>: output</w:t>
+      </w:r>
+    </w:p>
+    <w:p/>
     <w:p>
       <w:pPr>
         <w:jc w:val="center"/>
@@ -14207,9 +15009,9 @@
           <w:noProof/>
         </w:rPr>
         <w:drawing>
-          <wp:inline distT="0" distB="0" distL="0" distR="0" wp14:anchorId="0229CF7F" wp14:editId="510D2AA1">
-            <wp:extent cx="5156077" cy="2463800"/>
-            <wp:effectExtent l="0" t="0" r="6985" b="0"/>
+          <wp:inline distT="0" distB="0" distL="0" distR="0" wp14:anchorId="0229CF7F" wp14:editId="2FD017D1">
+            <wp:extent cx="5155565" cy="1781175"/>
+            <wp:effectExtent l="0" t="0" r="6985" b="9525"/>
             <wp:docPr id="1563107702" name="Obrázek 1" descr="Obsah obrázku text, snímek obrazovky, Písmo, číslo&#10;&#10;Obsah generovaný pomocí AI může být nesprávný."/>
             <wp:cNvGraphicFramePr>
               <a:graphicFrameLocks xmlns:a="http://schemas.openxmlformats.org/drawingml/2006/main" noChangeAspect="1"/>
@@ -14221,20 +15023,29 @@
                     <pic:cNvPr id="1563107702" name="Obrázek 1" descr="Obsah obrázku text, snímek obrazovky, Písmo, číslo&#10;&#10;Obsah generovaný pomocí AI může být nesprávný."/>
                     <pic:cNvPicPr/>
                   </pic:nvPicPr>
-                  <pic:blipFill>
+                  <pic:blipFill rotWithShape="1">
                     <a:blip r:embed="rId18"/>
+                    <a:srcRect b="27699"/>
                     <a:stretch>
                       <a:fillRect/>
                     </a:stretch>
                   </pic:blipFill>
-                  <pic:spPr>
+                  <pic:spPr bwMode="auto">
                     <a:xfrm>
                       <a:off x="0" y="0"/>
-                      <a:ext cx="5158380" cy="2464901"/>
+                      <a:ext cx="5158380" cy="1782148"/>
                     </a:xfrm>
                     <a:prstGeom prst="rect">
                       <a:avLst/>
                     </a:prstGeom>
+                    <a:ln>
+                      <a:noFill/>
+                    </a:ln>
+                    <a:extLst>
+                      <a:ext uri="{53640926-AAD7-44D8-BBD7-CCE9431645EC}">
+                        <a14:shadowObscured xmlns:a14="http://schemas.microsoft.com/office/drawing/2010/main"/>
+                      </a:ext>
+                    </a:extLst>
                   </pic:spPr>
                 </pic:pic>
               </a:graphicData>
@@ -16393,21 +17204,37 @@
       <w:bookmarkEnd w:id="51"/>
     </w:p>
     <w:p>
-      <w:fldSimple w:instr=" TOC \h \z \c &quot;Obrázek&quot; ">
-        <w:r>
-          <w:rPr>
-            <w:b/>
-            <w:bCs/>
-            <w:noProof/>
-            <w:sz w:val="22"/>
-          </w:rPr>
-          <w:t>Nenalezena položka seznamu obrázků.</w:t>
-        </w:r>
-      </w:fldSimple>
+      <w:r>
+        <w:fldChar w:fldCharType="begin"/>
+      </w:r>
+      <w:r>
+        <w:instrText xml:space="preserve"> TOC \h \z \c "Obrázek" </w:instrText>
+      </w:r>
+      <w:r>
+        <w:fldChar w:fldCharType="separate"/>
+      </w:r>
+      <w:r>
+        <w:rPr>
+          <w:b/>
+          <w:bCs/>
+          <w:noProof/>
+          <w:sz w:val="22"/>
+        </w:rPr>
+        <w:t>Nenalezena položka seznamu obrázků.</w:t>
+      </w:r>
+      <w:r>
+        <w:rPr>
+          <w:b/>
+          <w:bCs/>
+          <w:noProof/>
+          <w:sz w:val="22"/>
+        </w:rPr>
+        <w:fldChar w:fldCharType="end"/>
+      </w:r>
       <w:bookmarkStart w:id="52" w:name="_Toc86047606"/>
     </w:p>
-    <w:bookmarkStart w:id="53" w:name="_Toc86055213" w:displacedByCustomXml="next"/>
-    <w:bookmarkStart w:id="54" w:name="_Toc221544381" w:displacedByCustomXml="next"/>
+    <w:bookmarkStart w:id="53" w:name="_Toc221544381" w:displacedByCustomXml="next"/>
+    <w:bookmarkStart w:id="54" w:name="_Toc86055213" w:displacedByCustomXml="next"/>
     <w:sdt>
       <w:sdtPr>
         <w:rPr>
@@ -19426,6 +20253,119 @@
     <w:tmpl w:val="3DE8382A"/>
     <w:numStyleLink w:val="Seznamodrkov"/>
   </w:abstractNum>
+  <w:abstractNum w:abstractNumId="25" w15:restartNumberingAfterBreak="0">
+    <w:nsid w:val="72643DBE"/>
+    <w:multiLevelType w:val="hybridMultilevel"/>
+    <w:tmpl w:val="B29C86BE"/>
+    <w:lvl w:ilvl="0" w:tplc="04050001">
+      <w:start w:val="1"/>
+      <w:numFmt w:val="bullet"/>
+      <w:lvlText w:val=""/>
+      <w:lvlJc w:val="left"/>
+      <w:pPr>
+        <w:ind w:left="1287" w:hanging="360"/>
+      </w:pPr>
+      <w:rPr>
+        <w:rFonts w:ascii="Symbol" w:hAnsi="Symbol" w:hint="default"/>
+      </w:rPr>
+    </w:lvl>
+    <w:lvl w:ilvl="1" w:tplc="04050003">
+      <w:start w:val="1"/>
+      <w:numFmt w:val="bullet"/>
+      <w:lvlText w:val="o"/>
+      <w:lvlJc w:val="left"/>
+      <w:pPr>
+        <w:ind w:left="2007" w:hanging="360"/>
+      </w:pPr>
+      <w:rPr>
+        <w:rFonts w:ascii="Courier New" w:hAnsi="Courier New" w:cs="Courier New" w:hint="default"/>
+      </w:rPr>
+    </w:lvl>
+    <w:lvl w:ilvl="2" w:tplc="04050005" w:tentative="1">
+      <w:start w:val="1"/>
+      <w:numFmt w:val="bullet"/>
+      <w:lvlText w:val=""/>
+      <w:lvlJc w:val="left"/>
+      <w:pPr>
+        <w:ind w:left="2727" w:hanging="360"/>
+      </w:pPr>
+      <w:rPr>
+        <w:rFonts w:ascii="Wingdings" w:hAnsi="Wingdings" w:hint="default"/>
+      </w:rPr>
+    </w:lvl>
+    <w:lvl w:ilvl="3" w:tplc="04050001" w:tentative="1">
+      <w:start w:val="1"/>
+      <w:numFmt w:val="bullet"/>
+      <w:lvlText w:val=""/>
+      <w:lvlJc w:val="left"/>
+      <w:pPr>
+        <w:ind w:left="3447" w:hanging="360"/>
+      </w:pPr>
+      <w:rPr>
+        <w:rFonts w:ascii="Symbol" w:hAnsi="Symbol" w:hint="default"/>
+      </w:rPr>
+    </w:lvl>
+    <w:lvl w:ilvl="4" w:tplc="04050003" w:tentative="1">
+      <w:start w:val="1"/>
+      <w:numFmt w:val="bullet"/>
+      <w:lvlText w:val="o"/>
+      <w:lvlJc w:val="left"/>
+      <w:pPr>
+        <w:ind w:left="4167" w:hanging="360"/>
+      </w:pPr>
+      <w:rPr>
+        <w:rFonts w:ascii="Courier New" w:hAnsi="Courier New" w:cs="Courier New" w:hint="default"/>
+      </w:rPr>
+    </w:lvl>
+    <w:lvl w:ilvl="5" w:tplc="04050005" w:tentative="1">
+      <w:start w:val="1"/>
+      <w:numFmt w:val="bullet"/>
+      <w:lvlText w:val=""/>
+      <w:lvlJc w:val="left"/>
+      <w:pPr>
+        <w:ind w:left="4887" w:hanging="360"/>
+      </w:pPr>
+      <w:rPr>
+        <w:rFonts w:ascii="Wingdings" w:hAnsi="Wingdings" w:hint="default"/>
+      </w:rPr>
+    </w:lvl>
+    <w:lvl w:ilvl="6" w:tplc="04050001" w:tentative="1">
+      <w:start w:val="1"/>
+      <w:numFmt w:val="bullet"/>
+      <w:lvlText w:val=""/>
+      <w:lvlJc w:val="left"/>
+      <w:pPr>
+        <w:ind w:left="5607" w:hanging="360"/>
+      </w:pPr>
+      <w:rPr>
+        <w:rFonts w:ascii="Symbol" w:hAnsi="Symbol" w:hint="default"/>
+      </w:rPr>
+    </w:lvl>
+    <w:lvl w:ilvl="7" w:tplc="04050003" w:tentative="1">
+      <w:start w:val="1"/>
+      <w:numFmt w:val="bullet"/>
+      <w:lvlText w:val="o"/>
+      <w:lvlJc w:val="left"/>
+      <w:pPr>
+        <w:ind w:left="6327" w:hanging="360"/>
+      </w:pPr>
+      <w:rPr>
+        <w:rFonts w:ascii="Courier New" w:hAnsi="Courier New" w:cs="Courier New" w:hint="default"/>
+      </w:rPr>
+    </w:lvl>
+    <w:lvl w:ilvl="8" w:tplc="04050005" w:tentative="1">
+      <w:start w:val="1"/>
+      <w:numFmt w:val="bullet"/>
+      <w:lvlText w:val=""/>
+      <w:lvlJc w:val="left"/>
+      <w:pPr>
+        <w:ind w:left="7047" w:hanging="360"/>
+      </w:pPr>
+      <w:rPr>
+        <w:rFonts w:ascii="Wingdings" w:hAnsi="Wingdings" w:hint="default"/>
+      </w:rPr>
+    </w:lvl>
+  </w:abstractNum>
   <w:num w:numId="1" w16cid:durableId="125245523">
     <w:abstractNumId w:val="11"/>
   </w:num>
@@ -19530,6 +20470,9 @@
   </w:num>
   <w:num w:numId="26" w16cid:durableId="1884172171">
     <w:abstractNumId w:val="13"/>
+  </w:num>
+  <w:num w:numId="27" w16cid:durableId="446046102">
+    <w:abstractNumId w:val="25"/>
   </w:num>
   <w:numIdMacAtCleanup w:val="14"/>
 </w:numbering>
@@ -20186,7 +21129,6 @@
   <w:style w:type="character" w:default="1" w:styleId="Standardnpsmoodstavce">
     <w:name w:val="Default Paragraph Font"/>
     <w:uiPriority w:val="1"/>
-    <w:semiHidden/>
     <w:unhideWhenUsed/>
   </w:style>
   <w:style w:type="table" w:default="1" w:styleId="Normlntabulka">
@@ -21084,7 +22026,7 @@
   </w:font>
   <w:font w:name="Arial">
     <w:panose1 w:val="020B0604020202020204"/>
-    <w:charset w:val="EE"/>
+    <w:charset w:val="00"/>
     <w:family w:val="swiss"/>
     <w:pitch w:val="variable"/>
     <w:sig w:usb0="E0002EFF" w:usb1="C000785B" w:usb2="00000009" w:usb3="00000000" w:csb0="000001FF" w:csb1="00000000"/>
@@ -21154,14 +22096,18 @@
     <w:rsid w:val="004A490C"/>
     <w:rsid w:val="004B4051"/>
     <w:rsid w:val="004C45AE"/>
+    <w:rsid w:val="004E2D85"/>
     <w:rsid w:val="004F0010"/>
     <w:rsid w:val="00672B42"/>
+    <w:rsid w:val="006D4D17"/>
     <w:rsid w:val="006D7F82"/>
     <w:rsid w:val="00762190"/>
     <w:rsid w:val="00805B89"/>
     <w:rsid w:val="00810E04"/>
     <w:rsid w:val="008718BB"/>
+    <w:rsid w:val="008964E5"/>
     <w:rsid w:val="008B57ED"/>
+    <w:rsid w:val="008C1402"/>
     <w:rsid w:val="008D77DE"/>
     <w:rsid w:val="008E7C4C"/>
     <w:rsid w:val="008F33D5"/>
@@ -21184,6 +22130,7 @@
     <w:rsid w:val="00CD2CAC"/>
     <w:rsid w:val="00CE2845"/>
     <w:rsid w:val="00CF7C26"/>
+    <w:rsid w:val="00D2667F"/>
     <w:rsid w:val="00DC662B"/>
     <w:rsid w:val="00DE094F"/>
     <w:rsid w:val="00DE2D4C"/>
@@ -21191,6 +22138,7 @@
     <w:rsid w:val="00DF7F07"/>
     <w:rsid w:val="00E07D67"/>
     <w:rsid w:val="00E33BE3"/>
+    <w:rsid w:val="00E34662"/>
     <w:rsid w:val="00E666E5"/>
     <w:rsid w:val="00F265C9"/>
     <w:rsid w:val="00F433FA"/>
@@ -21876,6 +22824,14 @@
 </file>
 
 <file path=customXml/item1.xml><?xml version="1.0" encoding="utf-8"?>
+<p:properties xmlns:p="http://schemas.microsoft.com/office/2006/metadata/properties" xmlns:xsi="http://www.w3.org/2001/XMLSchema-instance" xmlns:pc="http://schemas.microsoft.com/office/infopath/2007/PartnerControls">
+  <documentManagement>
+    <_activity xmlns="890a72c1-6d4a-46a4-993d-b71df085fb70" xsi:nil="true"/>
+  </documentManagement>
+</p:properties>
+</file>
+
+<file path=customXml/item2.xml><?xml version="1.0" encoding="utf-8"?>
 <b:Sources xmlns:b="http://schemas.openxmlformats.org/officeDocument/2006/bibliography" xmlns="http://schemas.openxmlformats.org/officeDocument/2006/bibliography" SelectedStyle="\ISO690Nmerical.XSL" StyleName="ISO 690 – číselná reference" Version="1987">
   <b:Source>
     <b:Tag>RedHat_2025_Automation</b:Tag>
@@ -23161,24 +24117,7 @@
 </b:Sources>
 </file>
 
-<file path=customXml/item2.xml><?xml version="1.0" encoding="utf-8"?>
-<p:properties xmlns:p="http://schemas.microsoft.com/office/2006/metadata/properties" xmlns:xsi="http://www.w3.org/2001/XMLSchema-instance" xmlns:pc="http://schemas.microsoft.com/office/infopath/2007/PartnerControls">
-  <documentManagement>
-    <_activity xmlns="890a72c1-6d4a-46a4-993d-b71df085fb70" xsi:nil="true"/>
-  </documentManagement>
-</p:properties>
-</file>
-
 <file path=customXml/item3.xml><?xml version="1.0" encoding="utf-8"?>
-<?mso-contentType ?>
-<FormTemplates xmlns="http://schemas.microsoft.com/sharepoint/v3/contenttype/forms">
-  <Display>DocumentLibraryForm</Display>
-  <Edit>DocumentLibraryForm</Edit>
-  <New>DocumentLibraryForm</New>
-</FormTemplates>
-</file>
-
-<file path=customXml/item4.xml><?xml version="1.0" encoding="utf-8"?>
 <ct:contentTypeSchema xmlns:ct="http://schemas.microsoft.com/office/2006/metadata/contentType" xmlns:ma="http://schemas.microsoft.com/office/2006/metadata/properties/metaAttributes" ct:_="" ma:_="" ma:contentTypeName="Dokument" ma:contentTypeID="0x010100FFB7296B81CDF3409C44E4FC43402FDF" ma:contentTypeVersion="15" ma:contentTypeDescription="Vytvoří nový dokument" ma:contentTypeScope="" ma:versionID="692f53eda48c806b2fcdbf47364e52a2">
   <xsd:schema xmlns:xsd="http://www.w3.org/2001/XMLSchema" xmlns:xs="http://www.w3.org/2001/XMLSchema" xmlns:p="http://schemas.microsoft.com/office/2006/metadata/properties" xmlns:ns3="890a72c1-6d4a-46a4-993d-b71df085fb70" xmlns:ns4="b0f3c8a6-850b-4bb8-99a3-78649f6d95c3" targetNamespace="http://schemas.microsoft.com/office/2006/metadata/properties" ma:root="true" ma:fieldsID="b17ee45bf2760bd2fa4ba6c2420bd838" ns3:_="" ns4:_="">
     <xsd:import namespace="890a72c1-6d4a-46a4-993d-b71df085fb70"/>
@@ -23411,15 +24350,16 @@
 </ct:contentTypeSchema>
 </file>
 
-<file path=customXml/itemProps1.xml><?xml version="1.0" encoding="utf-8"?>
-<ds:datastoreItem xmlns:ds="http://schemas.openxmlformats.org/officeDocument/2006/customXml" ds:itemID="{65AB311A-5987-49F2-9921-1F1A79532F79}">
-  <ds:schemaRefs>
-    <ds:schemaRef ds:uri="http://schemas.openxmlformats.org/officeDocument/2006/bibliography"/>
-  </ds:schemaRefs>
-</ds:datastoreItem>
+<file path=customXml/item4.xml><?xml version="1.0" encoding="utf-8"?>
+<?mso-contentType ?>
+<FormTemplates xmlns="http://schemas.microsoft.com/sharepoint/v3/contenttype/forms">
+  <Display>DocumentLibraryForm</Display>
+  <Edit>DocumentLibraryForm</Edit>
+  <New>DocumentLibraryForm</New>
+</FormTemplates>
 </file>
 
-<file path=customXml/itemProps2.xml><?xml version="1.0" encoding="utf-8"?>
+<file path=customXml/itemProps1.xml><?xml version="1.0" encoding="utf-8"?>
 <ds:datastoreItem xmlns:ds="http://schemas.openxmlformats.org/officeDocument/2006/customXml" ds:itemID="{54C24273-1D45-40DF-87D6-FA62E2E479B2}">
   <ds:schemaRefs>
     <ds:schemaRef ds:uri="http://schemas.microsoft.com/office/2006/metadata/properties"/>
@@ -23429,15 +24369,15 @@
 </ds:datastoreItem>
 </file>
 
-<file path=customXml/itemProps3.xml><?xml version="1.0" encoding="utf-8"?>
-<ds:datastoreItem xmlns:ds="http://schemas.openxmlformats.org/officeDocument/2006/customXml" ds:itemID="{0858EC4D-0AB2-489F-A128-84B16D88988F}">
+<file path=customXml/itemProps2.xml><?xml version="1.0" encoding="utf-8"?>
+<ds:datastoreItem xmlns:ds="http://schemas.openxmlformats.org/officeDocument/2006/customXml" ds:itemID="{65AB311A-5987-49F2-9921-1F1A79532F79}">
   <ds:schemaRefs>
-    <ds:schemaRef ds:uri="http://schemas.microsoft.com/sharepoint/v3/contenttype/forms"/>
+    <ds:schemaRef ds:uri="http://schemas.openxmlformats.org/officeDocument/2006/bibliography"/>
   </ds:schemaRefs>
 </ds:datastoreItem>
 </file>
 
-<file path=customXml/itemProps4.xml><?xml version="1.0" encoding="utf-8"?>
+<file path=customXml/itemProps3.xml><?xml version="1.0" encoding="utf-8"?>
 <ds:datastoreItem xmlns:ds="http://schemas.openxmlformats.org/officeDocument/2006/customXml" ds:itemID="{3CC652AA-437E-485B-94D4-236AD871AB71}">
   <ds:schemaRefs>
     <ds:schemaRef ds:uri="http://schemas.microsoft.com/office/2006/metadata/contentType"/>
@@ -23454,4 +24394,12 @@
     <ds:schemaRef ds:uri="http://schemas.microsoft.com/internal/obd"/>
   </ds:schemaRefs>
 </ds:datastoreItem>
+</file>
+
+<file path=customXml/itemProps4.xml><?xml version="1.0" encoding="utf-8"?>
+<ds:datastoreItem xmlns:ds="http://schemas.openxmlformats.org/officeDocument/2006/customXml" ds:itemID="{0858EC4D-0AB2-489F-A128-84B16D88988F}">
+  <ds:schemaRefs>
+    <ds:schemaRef ds:uri="http://schemas.microsoft.com/sharepoint/v3/contenttype/forms"/>
+  </ds:schemaRefs>
+</ds:datastoreItem>
 </file>